--- a/Student_Report_Template_VCD.docx
+++ b/Student_Report_Template_VCD.docx
@@ -30,20 +30,6 @@
           <w:szCs w:val="28"/>
         </w:rPr>
         <w:t xml:space="preserve">VCD / IR Spectroscopy — Student Report</w:t>
-      </w:r>
-    </w:p>
-    <w:p>
-      <w:pPr>
-        <w:spacing w:after="200"/>
-        <w:jc w:val="center"/>
-      </w:pPr>
-      <w:r>
-        <w:rPr>
-          <w:rFonts w:ascii="Arial" w:cs="Arial" w:eastAsia="Arial" w:hAnsi="Arial"/>
-          <w:sz w:val="22"/>
-          <w:szCs w:val="22"/>
-        </w:rPr>
-        <w:t xml:space="preserve">Department of Chemistry, University of South Florida</w:t>
       </w:r>
     </w:p>
     <w:p>
